--- a/4/turing/lab5/lab.docx
+++ b/4/turing/lab5/lab.docx
@@ -7953,6 +7953,9 @@
       <w:r>
         <w:t>список состояний, которые можно совместить</w:t>
       </w:r>
+      <w:r>
+        <w:t>:</w:t>
+      </w:r>
     </w:p>
     <w:p>
       <w:pPr>
@@ -7963,6 +7966,21 @@
           <w:lang w:val="en-US"/>
         </w:rPr>
         <w:t>3, 4, 8</w:t>
+      </w:r>
+      <w:r>
+        <w:t xml:space="preserve"> </w:t>
+      </w:r>
+      <w:r>
+        <w:rPr>
+          <w:lang w:val="en-US"/>
+        </w:rPr>
+        <w:sym w:font="Wingdings" w:char="F0E0"/>
+      </w:r>
+      <w:r>
+        <w:rPr>
+          <w:lang w:val="en-US"/>
+        </w:rPr>
+        <w:t xml:space="preserve"> a2</w:t>
       </w:r>
     </w:p>
     <w:p>
@@ -7975,6 +7993,21 @@
         </w:rPr>
         <w:t>6, 1</w:t>
       </w:r>
+      <w:r>
+        <w:t xml:space="preserve"> </w:t>
+      </w:r>
+      <w:r>
+        <w:rPr>
+          <w:lang w:val="en-US"/>
+        </w:rPr>
+        <w:sym w:font="Wingdings" w:char="F0E0"/>
+      </w:r>
+      <w:r>
+        <w:rPr>
+          <w:lang w:val="en-US"/>
+        </w:rPr>
+        <w:t xml:space="preserve"> a3</w:t>
+      </w:r>
     </w:p>
     <w:p>
       <w:pPr>
@@ -7986,6 +8019,27 @@
         </w:rPr>
         <w:t>0, 7</w:t>
       </w:r>
+      <w:r>
+        <w:t xml:space="preserve"> </w:t>
+      </w:r>
+      <w:r>
+        <w:rPr>
+          <w:lang w:val="en-US"/>
+        </w:rPr>
+        <w:sym w:font="Wingdings" w:char="F0E0"/>
+      </w:r>
+      <w:r>
+        <w:rPr>
+          <w:lang w:val="en-US"/>
+        </w:rPr>
+        <w:t xml:space="preserve"> </w:t>
+      </w:r>
+      <w:r>
+        <w:rPr>
+          <w:lang w:val="en-US"/>
+        </w:rPr>
+        <w:t>a4</w:t>
+      </w:r>
     </w:p>
     <w:p>
       <w:pPr>
@@ -7995,6 +8049,9 @@
           <w:numId w:val="0"/>
         </w:numPr>
         <w:ind w:left="927" w:hanging="360"/>
+        <w:rPr>
+          <w:lang w:val="en-US"/>
+        </w:rPr>
       </w:pPr>
     </w:p>
     <w:p>
@@ -13062,6 +13119,9 @@
       <w:r>
         <w:t xml:space="preserve"> образом получаем список состояний, которые можно совместить</w:t>
       </w:r>
+      <w:r>
+        <w:t>:</w:t>
+      </w:r>
     </w:p>
     <w:p>
       <w:pPr>
@@ -13069,6 +13129,24 @@
       </w:pPr>
       <w:r>
         <w:t>8,0''</w:t>
+      </w:r>
+      <w:r>
+        <w:rPr>
+          <w:lang w:val="en-US"/>
+        </w:rPr>
+        <w:t xml:space="preserve"> </w:t>
+      </w:r>
+      <w:r>
+        <w:rPr>
+          <w:lang w:val="en-US"/>
+        </w:rPr>
+        <w:sym w:font="Wingdings" w:char="F0E0"/>
+      </w:r>
+      <w:r>
+        <w:rPr>
+          <w:lang w:val="en-US"/>
+        </w:rPr>
+        <w:t xml:space="preserve"> a0</w:t>
       </w:r>
     </w:p>
     <w:p>
@@ -13078,6 +13156,24 @@
       <w:r>
         <w:t>3,5,9</w:t>
       </w:r>
+      <w:r>
+        <w:rPr>
+          <w:lang w:val="en-US"/>
+        </w:rPr>
+        <w:t xml:space="preserve"> </w:t>
+      </w:r>
+      <w:r>
+        <w:rPr>
+          <w:lang w:val="en-US"/>
+        </w:rPr>
+        <w:sym w:font="Wingdings" w:char="F0E0"/>
+      </w:r>
+      <w:r>
+        <w:rPr>
+          <w:lang w:val="en-US"/>
+        </w:rPr>
+        <w:t xml:space="preserve"> a3</w:t>
+      </w:r>
     </w:p>
     <w:p>
       <w:pPr>
@@ -13085,6 +13181,30 @@
       </w:pPr>
       <w:r>
         <w:t>0',7</w:t>
+      </w:r>
+      <w:r>
+        <w:rPr>
+          <w:lang w:val="en-US"/>
+        </w:rPr>
+        <w:t xml:space="preserve"> </w:t>
+      </w:r>
+      <w:r>
+        <w:rPr>
+          <w:lang w:val="en-US"/>
+        </w:rPr>
+        <w:sym w:font="Wingdings" w:char="F0E0"/>
+      </w:r>
+      <w:r>
+        <w:rPr>
+          <w:lang w:val="en-US"/>
+        </w:rPr>
+        <w:t xml:space="preserve"> </w:t>
+      </w:r>
+      <w:r>
+        <w:rPr>
+          <w:lang w:val="en-US"/>
+        </w:rPr>
+        <w:t>a1</w:t>
       </w:r>
     </w:p>
     <w:p>
@@ -14770,10 +14890,7 @@
         <w:fldChar w:fldCharType="end"/>
       </w:r>
       <w:r>
-        <w:t xml:space="preserve"> - </w:t>
-      </w:r>
-      <w:r>
-        <w:t xml:space="preserve">Результат выполнения для ЭП </w:t>
+        <w:t xml:space="preserve"> - Результат выполнения для ЭП </w:t>
       </w:r>
       <w:r>
         <w:t>автомата М</w:t>
